--- a/docs/downloads/منوعات/doc_0755.docx
+++ b/docs/downloads/منوعات/doc_0755.docx
@@ -1,528 +1,791 @@
 
 <file path=word/document.xml><?xml version="1.0" encoding="utf-8"?>
-<w:document xmlns:wpc="http://schemas.microsoft.com/office/word/2010/wordprocessingCanvas" xmlns:cx="http://schemas.microsoft.com/office/drawing/2014/chartex" xmlns:cx1="http://schemas.microsoft.com/office/drawing/2015/9/8/chartex" xmlns:cx2="http://schemas.microsoft.com/office/drawing/2015/10/21/chartex" xmlns:cx3="http://schemas.microsoft.com/office/drawing/2016/5/9/chartex" xmlns:cx4="http://schemas.microsoft.com/office/drawing/2016/5/10/chartex" xmlns:cx5="http://schemas.microsoft.com/office/drawing/2016/5/11/chartex" xmlns:cx6="http://schemas.microsoft.com/office/drawing/2016/5/12/chartex" xmlns:cx7="http://schemas.microsoft.com/office/drawing/2016/5/13/chartex" xmlns:cx8="http://schemas.microsoft.com/office/drawing/2016/5/14/chartex" xmlns:mc="http://schemas.openxmlformats.org/markup-compatibility/2006" xmlns:aink="http://schemas.microsoft.com/office/drawing/2016/ink" xmlns:am3d="http://schemas.microsoft.com/office/drawing/2017/model3d" xmlns:o="urn:schemas-microsoft-com:office:office" xmlns:oel="http://schemas.microsoft.com/office/2019/extlst" xmlns:r="http://schemas.openxmlformats.org/officeDocument/2006/relationships" xmlns:m="http://schemas.openxmlformats.org/officeDocument/2006/math" xmlns:v="urn:schemas-microsoft-com:vml" xmlns:wp14="http://schemas.microsoft.com/office/word/2010/wordprocessingDrawing" xmlns:wp="http://schemas.openxmlformats.org/drawingml/2006/wordprocessingDrawing" xmlns:w10="urn:schemas-microsoft-com:office:word" xmlns:w="http://schemas.openxmlformats.org/wordprocessingml/2006/main" xmlns:w14="http://schemas.microsoft.com/office/word/2010/wordml" xmlns:w15="http://schemas.microsoft.com/office/word/2012/wordml" xmlns:w16cex="http://schemas.microsoft.com/office/word/2018/wordml/cex" xmlns:w16cid="http://schemas.microsoft.com/office/word/2016/wordml/cid" xmlns:w16="http://schemas.microsoft.com/office/word/2018/wordml" xmlns:w16sdtdh="http://schemas.microsoft.com/office/word/2020/wordml/sdtdatahash" xmlns:w16se="http://schemas.microsoft.com/office/word/2015/wordml/symex" xmlns:wpg="http://schemas.microsoft.com/office/word/2010/wordprocessingGroup" xmlns:wpi="http://schemas.microsoft.com/office/word/2010/wordprocessingInk" xmlns:wne="http://schemas.microsoft.com/office/word/2006/wordml" xmlns:wps="http://schemas.microsoft.com/office/word/2010/wordprocessingShape" mc:Ignorable="w14 w15 w16se w16cid w16 w16cex w16sdtdh wp14">
+<w:document xmlns:wpc="http://schemas.microsoft.com/office/word/2010/wordprocessingCanvas" xmlns:cx="http://schemas.microsoft.com/office/drawing/2014/chartex" xmlns:cx1="http://schemas.microsoft.com/office/drawing/2015/9/8/chartex" xmlns:cx2="http://schemas.microsoft.com/office/drawing/2015/10/21/chartex" xmlns:cx3="http://schemas.microsoft.com/office/drawing/2016/5/9/chartex" xmlns:cx4="http://schemas.microsoft.com/office/drawing/2016/5/10/chartex" xmlns:cx5="http://schemas.microsoft.com/office/drawing/2016/5/11/chartex" xmlns:cx6="http://schemas.microsoft.com/office/drawing/2016/5/12/chartex" xmlns:cx7="http://schemas.microsoft.com/office/drawing/2016/5/13/chartex" xmlns:cx8="http://schemas.microsoft.com/office/drawing/2016/5/14/chartex" xmlns:mc="http://schemas.openxmlformats.org/markup-compatibility/2006" xmlns:aink="http://schemas.microsoft.com/office/drawing/2016/ink" xmlns:am3d="http://schemas.microsoft.com/office/drawing/2017/model3d" xmlns:o="urn:schemas-microsoft-com:office:office" xmlns:r="http://schemas.openxmlformats.org/officeDocument/2006/relationships" xmlns:m="http://schemas.openxmlformats.org/officeDocument/2006/math" xmlns:v="urn:schemas-microsoft-com:vml" xmlns:wp14="http://schemas.microsoft.com/office/word/2010/wordprocessingDrawing" xmlns:wp="http://schemas.openxmlformats.org/drawingml/2006/wordprocessingDrawing" xmlns:w10="urn:schemas-microsoft-com:office:word" xmlns:w="http://schemas.openxmlformats.org/wordprocessingml/2006/main" xmlns:w14="http://schemas.microsoft.com/office/word/2010/wordml" xmlns:w15="http://schemas.microsoft.com/office/word/2012/wordml" xmlns:w16cid="http://schemas.microsoft.com/office/word/2016/wordml/cid" xmlns:w16se="http://schemas.microsoft.com/office/word/2015/wordml/symex" xmlns:wpg="http://schemas.microsoft.com/office/word/2010/wordprocessingGroup" xmlns:wpi="http://schemas.microsoft.com/office/word/2010/wordprocessingInk" xmlns:wne="http://schemas.microsoft.com/office/word/2006/wordml" xmlns:wps="http://schemas.microsoft.com/office/word/2010/wordprocessingShape" mc:Ignorable="w14 w15 w16se w16cid wp14">
   <w:body>
     <w:p>
       <w:pPr>
-        <w:rPr>
-          <w:rtl/>
-        </w:rPr>
-      </w:pPr>
-      <w:hyperlink r:id="rId6" w:history="1">
+        <w:bidi/>
+        <w:jc w:val="both"/>
+        <w:rPr>
+          <w:rFonts w:ascii="Sakkal Majalla" w:hAnsi="Sakkal Majalla" w:cs="Sakkal Majalla"/>
+          <w:sz w:val="28"/>
+          <w:szCs w:val="28"/>
+          <w:rtl/>
+        </w:rPr>
+      </w:pPr>
+      <w:r>
+        <w:rPr>
+          <w:rFonts w:ascii="Sakkal Majalla" w:hAnsi="Sakkal Majalla" w:cs="Sakkal Majalla" w:hint="cs"/>
+          <w:sz w:val="28"/>
+          <w:szCs w:val="28"/>
+          <w:rtl/>
+        </w:rPr>
+        <w:t>ما الذي تقوله لنا المزامير</w:t>
+      </w:r>
+    </w:p>
+    <w:p>
+      <w:pPr>
+        <w:bidi/>
+        <w:jc w:val="both"/>
+        <w:rPr>
+          <w:rFonts w:ascii="Sakkal Majalla" w:hAnsi="Sakkal Majalla" w:cs="Sakkal Majalla"/>
+          <w:sz w:val="28"/>
+          <w:szCs w:val="28"/>
+          <w:rtl/>
+        </w:rPr>
+      </w:pPr>
+      <w:r>
+        <w:rPr>
+          <w:rFonts w:ascii="Sakkal Majalla" w:hAnsi="Sakkal Majalla" w:cs="Sakkal Majalla"/>
+          <w:sz w:val="28"/>
+          <w:szCs w:val="28"/>
+        </w:rPr>
+        <w:t>P. Grobéty</w:t>
+      </w:r>
+    </w:p>
+    <w:p>
+      <w:pPr>
+        <w:bidi/>
+        <w:jc w:val="both"/>
+        <w:rPr>
+          <w:rFonts w:ascii="Sakkal Majalla" w:hAnsi="Sakkal Majalla" w:cs="Sakkal Majalla"/>
+          <w:sz w:val="28"/>
+          <w:szCs w:val="28"/>
+          <w:rtl/>
+        </w:rPr>
+      </w:pPr>
+      <w:hyperlink r:id="rId4" w:history="1">
         <w:r>
           <w:rPr>
             <w:rStyle w:val="Hyperlink"/>
-            <w:rFonts w:hint="cs"/>
+            <w:rFonts w:ascii="Sakkal Majalla" w:hAnsi="Sakkal Majalla" w:cs="Sakkal Majalla" w:hint="cs"/>
+            <w:sz w:val="28"/>
+            <w:szCs w:val="28"/>
             <w:rtl/>
           </w:rPr>
-          <w:t>ما هو حق فيه وفيكم</w:t>
+          <w:t>مزمور 73</w:t>
         </w:r>
       </w:hyperlink>
     </w:p>
     <w:p>
       <w:pPr>
-        <w:rPr>
-          <w:rtl/>
-        </w:rPr>
-      </w:pPr>
-      <w:r>
-        <w:rPr>
-          <w:rFonts w:hint="cs"/>
-          <w:rtl/>
-        </w:rPr>
-        <w:t>رسائل يوحنا</w:t>
-      </w:r>
-    </w:p>
-    <w:p>
-      <w:pPr>
-        <w:rPr>
-          <w:rtl/>
-        </w:rPr>
-      </w:pPr>
-      <w:r>
-        <w:rPr>
-          <w:rFonts w:hint="cs"/>
-          <w:rtl/>
-        </w:rPr>
-        <w:t>تمهيد</w:t>
-      </w:r>
-    </w:p>
-    <w:p>
-      <w:pPr>
-        <w:rPr>
-          <w:rtl/>
-        </w:rPr>
-      </w:pPr>
-      <w:r>
-        <w:rPr>
-          <w:rFonts w:hint="cs"/>
-          <w:rtl/>
-        </w:rPr>
-        <w:t>غاية الرسالة</w:t>
-      </w:r>
-    </w:p>
-    <w:p>
-      <w:pPr>
-        <w:rPr>
-          <w:rtl/>
-        </w:rPr>
-      </w:pPr>
-      <w:r>
-        <w:rPr>
-          <w:rFonts w:hint="cs"/>
-          <w:rtl/>
-        </w:rPr>
-        <w:t>إن هذه الرسالة هي وسيلة مفيدة قيّمة لمواجهة التعاليم الكاذبة، الكثير من "أضداد المسيح" في "الساعة الأخيرة" الذين يتعامل معهم المؤمنون في وقتنا الحاضر. ولكن هذه ليست غاية الرسالة الأساسية.</w:t>
-      </w:r>
-    </w:p>
-    <w:p>
-      <w:pPr>
-        <w:rPr>
-          <w:rtl/>
-        </w:rPr>
-      </w:pPr>
-      <w:r>
-        <w:rPr>
-          <w:rFonts w:hint="cs"/>
-          <w:rtl/>
-        </w:rPr>
-        <w:t xml:space="preserve">إنها تصف عدا ذلك ما الذي يميّز عائلة الله عن عائلة إبليس، وهو فارق في غاية الأهمية بالنسبة لنا.  ولكن هذا أيضًا ليس هو الموضوع الأساسي في هذه الرسالة. إن غايتها الأولى هي كالتالي: بينما يُرينا في إنجيل يوحنا الإعلان عن الحياة الإلهية الأبدية في شخص المسيح، في الكلمة المتجسد، تصف لنا رسالة 1. يوحنا كيف يتم التعبير عن الحياة الأبدية في المسيحي. وفي ذلك دائمًا ما </w:t>
-      </w:r>
-      <w:r>
-        <w:rPr>
-          <w:rFonts w:hint="cs"/>
-          <w:rtl/>
-        </w:rPr>
-        <w:t>يتّجه</w:t>
-      </w:r>
-      <w:r>
-        <w:rPr>
-          <w:rFonts w:hint="cs"/>
-          <w:rtl/>
-        </w:rPr>
-        <w:t xml:space="preserve"> الكاتب</w:t>
-      </w:r>
-      <w:r>
-        <w:rPr>
-          <w:rFonts w:hint="cs"/>
-          <w:rtl/>
-        </w:rPr>
-        <w:t xml:space="preserve"> بصورة متكررة</w:t>
-      </w:r>
-      <w:r>
-        <w:rPr>
-          <w:rFonts w:hint="cs"/>
-          <w:rtl/>
-        </w:rPr>
-        <w:t xml:space="preserve"> للإشارة إلى هذه الحياة </w:t>
-      </w:r>
-      <w:r>
-        <w:rPr>
-          <w:rFonts w:hint="cs"/>
-          <w:rtl/>
-        </w:rPr>
-        <w:t>إلى أصلها وإعلانها الكامل في المسيح.</w:t>
-      </w:r>
-    </w:p>
-    <w:p>
-      <w:pPr>
-        <w:rPr>
-          <w:rtl/>
-        </w:rPr>
-      </w:pPr>
-      <w:r>
-        <w:rPr>
-          <w:rFonts w:hint="cs"/>
-          <w:rtl/>
-        </w:rPr>
-        <w:t>في هذه الرسالة بالتالي ليس هنالك صلة بعبارات مطلقة منفصلة تمامًا عن الحياة اليومية؛ فهي على العكس عملية جدًا. هي تعلمنا بأن نميّز فينا ما بين ما هو من طبيعة الله وما هو من إبليس. إنها تنظر إلى المؤمن كإنسان قد حصل على الحياة الأبدية، لكن وبنفس الوقت لا زال الجسد فيه. إنها تمد خطًا واضحًا جدًا ما بين هاتين الطبيعتين، بحيث عن</w:t>
-      </w:r>
-      <w:r>
-        <w:rPr>
-          <w:rFonts w:hint="cs"/>
-          <w:rtl/>
-        </w:rPr>
-        <w:t>د</w:t>
-      </w:r>
-      <w:r>
-        <w:rPr>
-          <w:rFonts w:hint="cs"/>
-          <w:rtl/>
-        </w:rPr>
-        <w:t xml:space="preserve"> قراءتنا لهذه الرسالة والتعمق في حقائقها لا بد وأن يهتز ضميرنا وسننقاد بأن نحكم على أفكارنا وطرقنا بشكل يومي.</w:t>
-      </w:r>
-    </w:p>
-    <w:p>
-      <w:pPr>
-        <w:rPr>
-          <w:rtl/>
-        </w:rPr>
-        <w:sectPr>
-          <w:pgSz w:w="11906" w:h="16838"/>
-          <w:pgMar w:top="1440" w:right="1440" w:bottom="1440" w:left="1440" w:header="708" w:footer="708" w:gutter="0"/>
-          <w:cols w:space="708"/>
-          <w:bidi/>
-          <w:rtlGutter/>
-          <w:docGrid w:linePitch="360"/>
-        </w:sectPr>
-      </w:pPr>
-      <w:r>
-        <w:rPr>
-          <w:rFonts w:hint="cs"/>
-          <w:rtl/>
-        </w:rPr>
-        <w:t>فغاية هذه الرسالة إذًا هي على الأغلب عملية، وهذا ما نحتاج إليه في أيامنا بشكل خاص تمامًا. إنه لا يكفي بأن نعرف فقط روابطنا بالله، الحياة الموهوبة لنا</w:t>
-      </w:r>
-      <w:r>
-        <w:rPr>
-          <w:rFonts w:hint="cs"/>
-          <w:rtl/>
-        </w:rPr>
-        <w:t xml:space="preserve"> وأن يكون لنا الروح القدس، قوة هذه الحياة. فلا بد أن نسأل أنفسنا أيضًا: هل حياتي الشخصية متناغمة مع امتيازاتنا؟ هذه الرسالة التي تعلمنا بأن ندين أنفسنا دون أي تراجع، وأن لا نهادن ولا بأية صورة هذا العالم وأن نوجّه أنظارنا إلى مَن هو منبع حياتنا، هذه الرسالة هي إنذار جاد لقلوبنا لنتطابق مع المسؤولية الملقاة علينا في حصولنا على هذه الحياة.</w:t>
-      </w:r>
-    </w:p>
-    <w:p>
-      <w:pPr>
-        <w:rPr>
-          <w:rtl/>
-        </w:rPr>
-      </w:pPr>
-      <w:hyperlink r:id="rId7" w:history="1">
-        <w:r>
-          <w:rPr>
-            <w:rStyle w:val="Hyperlink"/>
-            <w:rFonts w:hint="cs"/>
-            <w:rtl/>
-          </w:rPr>
-          <w:t>1. يوحنا</w:t>
-        </w:r>
-      </w:hyperlink>
-    </w:p>
-    <w:p>
-      <w:pPr>
-        <w:rPr>
-          <w:rtl/>
-        </w:rPr>
-      </w:pPr>
-      <w:r>
-        <w:rPr>
-          <w:rFonts w:hint="cs"/>
-          <w:rtl/>
-        </w:rPr>
-        <w:t>إصحاح 1 وعدد 1</w:t>
-      </w:r>
-    </w:p>
-    <w:p>
-      <w:pPr>
-        <w:rPr>
-          <w:rtl/>
-        </w:rPr>
-      </w:pPr>
-      <w:r>
-        <w:rPr>
-          <w:rFonts w:hint="cs"/>
-          <w:rtl/>
-        </w:rPr>
-        <w:t xml:space="preserve">في الكتاب المقدس نحن نجد بدايات مختلفة. من "البدء" الذي في تكوين 1 خرجت السموات والأرض الحالية. "البدء" الذي في يوحنا 1: 1 تضع أمامنا الوجود الأزلي وعدم دوران مَن كان قبل أن يكون أي كائن. ولكن، هنا في </w:t>
-      </w:r>
-      <w:r>
-        <w:rPr>
-          <w:rFonts w:hint="cs"/>
-          <w:rtl/>
-        </w:rPr>
-        <w:t>رسالة يوحنا الأولى لدينا "بدء" إعلان مشورات الله بمجيء ابن الله على الأرض. ولكي يحصل المؤمنون على حماية من التعاليم الجديدة، ذكّرهم يوحنا بما "كان من بدء" المسيحية في النعمة التي لا تتغير ومجد شخص الذي ظهر كذلك على الأرض كالله الحقيقي وكإنسان حقيقي.</w:t>
-      </w:r>
-    </w:p>
-    <w:p>
-      <w:pPr>
-        <w:rPr>
-          <w:rtl/>
-        </w:rPr>
-      </w:pPr>
-      <w:r>
-        <w:rPr>
-          <w:rFonts w:hint="cs"/>
-          <w:rtl/>
-        </w:rPr>
-        <w:t>الحياة الأبدية الظاهرة الآن في المؤمن بقوة كلمة الله رآها الرسول آنذاك في شخص إنسان سالك على الأرض. فكما يمكننا أن نتلامس مع الحياة الطبيعية التي في آدم، هكذا يمكننا الآن أيضًا أن نرى الحياة الإلهية في كامل جمالها وكمالها</w:t>
-      </w:r>
-      <w:r>
-        <w:rPr>
-          <w:rFonts w:hint="cs"/>
-          <w:rtl/>
-        </w:rPr>
-        <w:t xml:space="preserve"> في المسيح</w:t>
-      </w:r>
-      <w:r>
-        <w:rPr>
-          <w:rFonts w:hint="cs"/>
-          <w:rtl/>
-        </w:rPr>
-        <w:t>.</w:t>
-      </w:r>
-    </w:p>
-    <w:p>
-      <w:pPr>
-        <w:rPr>
-          <w:rtl/>
-        </w:rPr>
-      </w:pPr>
-      <w:r>
-        <w:rPr>
-          <w:rFonts w:hint="cs"/>
-          <w:rtl/>
-        </w:rPr>
-        <w:t>عدد 2</w:t>
-      </w:r>
-    </w:p>
-    <w:p>
-      <w:pPr>
-        <w:rPr>
-          <w:rtl/>
-        </w:rPr>
-      </w:pPr>
-      <w:r>
-        <w:rPr>
-          <w:rFonts w:hint="cs"/>
-          <w:rtl/>
-        </w:rPr>
-        <w:t>الحياة الأبدية ليست هي فقط حياة لا نهاية لها؛ فهي أيضًا تجعلنا في علاقة مع الله الأزلي الأبدي وتؤهلنا بأن نعرفه ونفرح فيه.</w:t>
-      </w:r>
-    </w:p>
-    <w:p>
-      <w:pPr>
-        <w:rPr>
-          <w:rtl/>
-        </w:rPr>
-      </w:pPr>
-      <w:r>
-        <w:rPr>
-          <w:rFonts w:hint="cs"/>
-          <w:rtl/>
-        </w:rPr>
-        <w:t>في شخص "الكلمة" الذي صار جسدًا، هذه الحياة الأبدية التي هي من الأزل، من قبل تأسيس العالم وهي موجودة وكانت عند الآب، نزلت الآن وأُعلن عنها على الأرض. يوحنا دائمًا ما يعود بنا في كل مرة من جديد إلى هذه الحقيقة.</w:t>
-      </w:r>
-    </w:p>
-    <w:p>
-      <w:pPr>
-        <w:rPr>
-          <w:rtl/>
-        </w:rPr>
-      </w:pPr>
-      <w:r>
-        <w:rPr>
-          <w:rFonts w:hint="cs"/>
-          <w:rtl/>
-        </w:rPr>
-        <w:t>إن العبارات "حياة" و "حياة أبدية" التي تتبادل أدوارها في هذه الرسالة لها ذات المعنى.</w:t>
-      </w:r>
-    </w:p>
-    <w:p>
-      <w:pPr>
-        <w:rPr>
-          <w:rtl/>
-        </w:rPr>
-      </w:pPr>
-      <w:r>
-        <w:rPr>
-          <w:rFonts w:hint="cs"/>
-          <w:rtl/>
-        </w:rPr>
-        <w:t>عدد 3</w:t>
-      </w:r>
-    </w:p>
-    <w:p>
-      <w:pPr>
-        <w:rPr>
-          <w:rFonts w:hint="cs"/>
-        </w:rPr>
-      </w:pPr>
-      <w:r>
-        <w:rPr>
-          <w:rFonts w:hint="cs"/>
-          <w:rtl/>
-        </w:rPr>
-        <w:t>الرسل ونحن المؤمنين قد صرنا في حيّز الحياة الأبدي، لا فقط لكي نكون في علاقة مع الله، وإنما أيضًا لتكون لنا شركة، نصيب معه. إننا لنا مع الآب شركة أفكاره، فرحه، مسرته بالابن، ومع الابن فيما له في الآب. كما ولنا شركة مع الرسل، نصيب فيما شاهدوه وسمعوه</w:t>
-      </w:r>
-      <w:r>
-        <w:rPr>
-          <w:rFonts w:hint="cs"/>
-          <w:rtl/>
-        </w:rPr>
-        <w:t xml:space="preserve">، حتى أننا نقول: بالإيمان نحن أيضًا رأينا الحياة الأبدية. إنه من الملفت بأنه في بداية الرسالة لا يُذكَر كيف تسلّمنا هذه الحياة. صحيح أن ذِكر الشركة مع الآب والابن تشترط على وجود هذا الأمر، لكن الوسيلة التي بها وُهبَت لنا هذه الحياة على أساس الفداء </w:t>
-      </w:r>
-      <w:r>
-        <w:rPr>
+        <w:bidi/>
+        <w:jc w:val="both"/>
+        <w:rPr>
+          <w:rFonts w:ascii="Sakkal Majalla" w:hAnsi="Sakkal Majalla" w:cs="Sakkal Majalla"/>
+          <w:sz w:val="28"/>
+          <w:szCs w:val="28"/>
+          <w:rtl/>
+        </w:rPr>
+      </w:pPr>
+      <w:r>
+        <w:rPr>
+          <w:rFonts w:ascii="Sakkal Majalla" w:hAnsi="Sakkal Majalla" w:cs="Sakkal Majalla" w:hint="cs"/>
+          <w:sz w:val="28"/>
+          <w:szCs w:val="28"/>
+          <w:rtl/>
+        </w:rPr>
+        <w:t>في هذا المزمور نصل في تأملنا في المقطع (كتاب) الثالت من سفر المزامير. موضوعه الرئيسي لم يعُد بقية يهوذا، مثل السفرين اللذان سبق وتأملناهما سابقًا، وإنما هو شعب إسرائيل المكوّن من الاثني عشر سبطًا. العدد الأول يقدم التمهيد لفهم كل هذا المقطع (الكتاب): (</w:t>
+      </w:r>
+      <w:r>
+        <w:rPr>
+          <w:rFonts w:ascii="Sakkal Majalla" w:hAnsi="Sakkal Majalla" w:cs="Sakkal Majalla"/>
+          <w:sz w:val="28"/>
+          <w:szCs w:val="28"/>
+          <w:rtl/>
+        </w:rPr>
+        <w:t>إِنَّمَا صَالِحٌ اللهُ لإِسْرَائِيلَ</w:t>
+      </w:r>
+      <w:r>
+        <w:rPr>
+          <w:rFonts w:ascii="Sakkal Majalla" w:hAnsi="Sakkal Majalla" w:cs="Sakkal Majalla" w:hint="cs"/>
+          <w:sz w:val="28"/>
+          <w:szCs w:val="28"/>
+          <w:rtl/>
+        </w:rPr>
+        <w:t>)؛ غير أن صاحب المزمور يضيف إلى ذلك موضحًا: "</w:t>
+      </w:r>
+      <w:r>
+        <w:rPr>
+          <w:rFonts w:ascii="Sakkal Majalla" w:hAnsi="Sakkal Majalla" w:cs="Sakkal Majalla"/>
+          <w:sz w:val="28"/>
+          <w:szCs w:val="28"/>
+          <w:rtl/>
+        </w:rPr>
+        <w:t xml:space="preserve"> لأَنْقِيَاءِ الْقَلْبِ.</w:t>
+      </w:r>
+      <w:r>
+        <w:rPr>
+          <w:rFonts w:ascii="Sakkal Majalla" w:hAnsi="Sakkal Majalla" w:cs="Sakkal Majalla" w:hint="cs"/>
+          <w:sz w:val="28"/>
+          <w:szCs w:val="28"/>
+          <w:rtl/>
+        </w:rPr>
+        <w:t>". كما هو في يهوذا هكذا أيضًا يوجد في إسرائيل بقية مكوّنة من متقي الله من بين الشعب. آساف الذي أصدر هذا المزمور يعرض هذه البقية؛ فهو يتكلم وكأنه نائبًا عنها.</w:t>
+      </w:r>
+    </w:p>
+    <w:p>
+      <w:pPr>
+        <w:bidi/>
+        <w:jc w:val="both"/>
+        <w:rPr>
+          <w:rFonts w:ascii="Sakkal Majalla" w:hAnsi="Sakkal Majalla" w:cs="Sakkal Majalla"/>
+          <w:sz w:val="28"/>
+          <w:szCs w:val="28"/>
+          <w:rtl/>
+        </w:rPr>
+      </w:pPr>
+      <w:r>
+        <w:rPr>
+          <w:rFonts w:ascii="Sakkal Majalla" w:hAnsi="Sakkal Majalla" w:cs="Sakkal Majalla" w:hint="cs"/>
+          <w:sz w:val="28"/>
+          <w:szCs w:val="28"/>
+          <w:rtl/>
+        </w:rPr>
+        <w:t>إلى جانب هذه النظرة العابرة العامة نجد هنا تعليمًا مفيدًا جدًا لنا. آساف كان رجلاً مؤمنًا؛ لكنه ارتكب خطأ من الممكن أن نشتبك فيه نحن أيضًا: هو غار من المتكبرين، من الناس التي كانت حالتهم يسيرة من الناحية المادية. كيف تعتقد كانت حالة آساف الباطنية، حينما قارن وضعه بازدهار أولئك الناس؟ هو بنفسه يعطينا الإجابة في العددين 21 و 22.</w:t>
+      </w:r>
+    </w:p>
+    <w:p>
+      <w:pPr>
+        <w:bidi/>
+        <w:jc w:val="both"/>
+        <w:rPr>
+          <w:rFonts w:ascii="Sakkal Majalla" w:hAnsi="Sakkal Majalla" w:cs="Sakkal Majalla"/>
+          <w:sz w:val="28"/>
+          <w:szCs w:val="28"/>
+          <w:rtl/>
+        </w:rPr>
+      </w:pPr>
+      <w:r>
+        <w:rPr>
+          <w:rFonts w:ascii="Sakkal Majalla" w:hAnsi="Sakkal Majalla" w:cs="Sakkal Majalla" w:hint="cs"/>
+          <w:sz w:val="28"/>
+          <w:szCs w:val="28"/>
+          <w:rtl/>
+        </w:rPr>
+        <w:t xml:space="preserve">مزمور 4 </w:t>
+      </w:r>
+      <w:r>
+        <w:rPr>
+          <w:rFonts w:ascii="Sakkal Majalla" w:hAnsi="Sakkal Majalla" w:cs="Sakkal Majalla"/>
+          <w:sz w:val="28"/>
+          <w:szCs w:val="28"/>
           <w:rtl/>
         </w:rPr>
         <w:t>–</w:t>
       </w:r>
       <w:r>
         <w:rPr>
-          <w:rFonts w:hint="cs"/>
-          <w:rtl/>
-        </w:rPr>
-        <w:t xml:space="preserve"> الإيمان والولادة الجديدة </w:t>
-      </w:r>
-      <w:r>
-        <w:rPr>
+          <w:rFonts w:ascii="Sakkal Majalla" w:hAnsi="Sakkal Majalla" w:cs="Sakkal Majalla" w:hint="cs"/>
+          <w:sz w:val="28"/>
+          <w:szCs w:val="28"/>
+          <w:rtl/>
+        </w:rPr>
+        <w:t xml:space="preserve"> 14</w:t>
+      </w:r>
+    </w:p>
+    <w:p>
+      <w:pPr>
+        <w:bidi/>
+        <w:jc w:val="both"/>
+        <w:rPr>
+          <w:rFonts w:ascii="Sakkal Majalla" w:hAnsi="Sakkal Majalla" w:cs="Sakkal Majalla"/>
+          <w:sz w:val="28"/>
+          <w:szCs w:val="28"/>
+          <w:rtl/>
+        </w:rPr>
+      </w:pPr>
+      <w:r>
+        <w:rPr>
+          <w:rFonts w:ascii="Sakkal Majalla" w:hAnsi="Sakkal Majalla" w:cs="Sakkal Majalla" w:hint="cs"/>
+          <w:sz w:val="28"/>
+          <w:szCs w:val="28"/>
+          <w:rtl/>
+        </w:rPr>
+        <w:t xml:space="preserve">هنا نحن نستلم انطباعًا في مِحَن الصديق، الذي غاصت حياة إيمانه إلى نقطة عميقة. هو يسترسل في تأملاته بازدهار الأشرار </w:t>
+      </w:r>
+      <w:r>
+        <w:rPr>
+          <w:rFonts w:ascii="Sakkal Majalla" w:hAnsi="Sakkal Majalla" w:cs="Sakkal Majalla"/>
+          <w:sz w:val="28"/>
+          <w:szCs w:val="28"/>
           <w:rtl/>
         </w:rPr>
         <w:t>–</w:t>
       </w:r>
       <w:r>
         <w:rPr>
-          <w:rFonts w:hint="cs"/>
-          <w:rtl/>
-        </w:rPr>
-        <w:t xml:space="preserve"> يتم ذكرهما لاحقًا فقط (إصحاح 5: 13). في بداية الرسالة يأتي الكلام فقط عن الحياة الظاهرة في شخص المسيح، وكيف تظهر الآن في </w:t>
-      </w:r>
-      <w:hyperlink r:id="rId8" w:anchor=":~:text=Die%20ungeheuer%20wichtige%20Tatsache" w:history="1">
-        <w:r>
-          <w:rPr>
-            <w:rStyle w:val="Hyperlink"/>
-            <w:rFonts w:hint="cs"/>
-            <w:rtl/>
-          </w:rPr>
-          <w:t>المؤمنين</w:t>
-        </w:r>
-      </w:hyperlink>
-      <w:r>
-        <w:rPr>
-          <w:rFonts w:hint="cs"/>
-          <w:rtl/>
-        </w:rPr>
-        <w:t>.</w:t>
-      </w:r>
+          <w:rFonts w:ascii="Sakkal Majalla" w:hAnsi="Sakkal Majalla" w:cs="Sakkal Majalla" w:hint="cs"/>
+          <w:sz w:val="28"/>
+          <w:szCs w:val="28"/>
+          <w:rtl/>
+        </w:rPr>
+        <w:t xml:space="preserve"> إنه وقت طويل ضائع وعمل غير مثمر. وفي ذلك يقوده العدو ليستنتج استنتاجًا خطيرًا: "</w:t>
+      </w:r>
+      <w:r>
+        <w:rPr>
+          <w:rtl/>
+        </w:rPr>
+        <w:t xml:space="preserve"> </w:t>
+      </w:r>
+      <w:r>
+        <w:rPr>
+          <w:rFonts w:ascii="Sakkal Majalla" w:hAnsi="Sakkal Majalla" w:cs="Sakkal Majalla"/>
+          <w:sz w:val="28"/>
+          <w:szCs w:val="28"/>
+          <w:rtl/>
+        </w:rPr>
+        <w:t>حَقًّا قَدْ زَكَّيْتُ قَلْبِي بَاطِلاً وَغَسَلْتُ بِالنَّقَاوَةِ يَدَيَّ.</w:t>
+      </w:r>
+      <w:r>
+        <w:rPr>
+          <w:rFonts w:ascii="Sakkal Majalla" w:hAnsi="Sakkal Majalla" w:cs="Sakkal Majalla" w:hint="cs"/>
+          <w:sz w:val="28"/>
+          <w:szCs w:val="28"/>
+          <w:rtl/>
+        </w:rPr>
+        <w:t>" إلى هذا الحد من الممكن أن يصل المؤمن إن لم يُعطِ لنفسه بأن تتعلم من الله. في ذلك نحن نفكّر بشكل خاص بالمؤمنين الشباب. ما أعظم الخطورة التي تجابههم في أن يتشبهوا بالكثير مما في العالم أو بأن يتشاركوا فيها ليصلوا هدفًا معينًا حددوه لأنفسهم.</w:t>
+      </w:r>
+    </w:p>
+    <w:p>
+      <w:pPr>
+        <w:bidi/>
+        <w:jc w:val="both"/>
+        <w:rPr>
+          <w:rFonts w:ascii="Sakkal Majalla" w:hAnsi="Sakkal Majalla" w:cs="Sakkal Majalla"/>
+          <w:sz w:val="28"/>
+          <w:szCs w:val="28"/>
+          <w:rtl/>
+        </w:rPr>
+      </w:pPr>
+      <w:r>
+        <w:rPr>
+          <w:rFonts w:ascii="Sakkal Majalla" w:hAnsi="Sakkal Majalla" w:cs="Sakkal Majalla" w:hint="cs"/>
+          <w:sz w:val="28"/>
+          <w:szCs w:val="28"/>
+          <w:rtl/>
+        </w:rPr>
+        <w:t>هل يبقى الله غير مباليًا من نحو هذا التفكير؟ هو يحبنا أكثر من أن يتركنا في حال سبيلنا. هو يعطينا في هذا المزمور مثالاً في تهذيبه لخير أحد خاصته. جهوده تصل في اقتياد ولده إلى الأقداس؛ وهناك فقط يتعلم بأن يحكم على الأمور في صورة صحيحة، إن كان من ناحيته هو، كما ومن ناحية الأشرار أيضًا.</w:t>
+      </w:r>
+    </w:p>
+    <w:p>
+      <w:pPr>
+        <w:bidi/>
+        <w:jc w:val="both"/>
+        <w:rPr>
+          <w:rFonts w:ascii="Sakkal Majalla" w:hAnsi="Sakkal Majalla" w:cs="Sakkal Majalla"/>
+          <w:sz w:val="28"/>
+          <w:szCs w:val="28"/>
+          <w:rtl/>
+        </w:rPr>
+      </w:pPr>
+      <w:r>
+        <w:rPr>
+          <w:rFonts w:ascii="Sakkal Majalla" w:hAnsi="Sakkal Majalla" w:cs="Sakkal Majalla" w:hint="cs"/>
+          <w:sz w:val="28"/>
+          <w:szCs w:val="28"/>
+          <w:rtl/>
+        </w:rPr>
+        <w:t xml:space="preserve">عدد 15 </w:t>
+      </w:r>
+      <w:r>
+        <w:rPr>
+          <w:rFonts w:ascii="Sakkal Majalla" w:hAnsi="Sakkal Majalla" w:cs="Sakkal Majalla"/>
+          <w:sz w:val="28"/>
+          <w:szCs w:val="28"/>
+          <w:rtl/>
+        </w:rPr>
+        <w:t>–</w:t>
+      </w:r>
+      <w:r>
+        <w:rPr>
+          <w:rFonts w:ascii="Sakkal Majalla" w:hAnsi="Sakkal Majalla" w:cs="Sakkal Majalla" w:hint="cs"/>
+          <w:sz w:val="28"/>
+          <w:szCs w:val="28"/>
+          <w:rtl/>
+        </w:rPr>
+        <w:t xml:space="preserve"> 20</w:t>
+      </w:r>
+    </w:p>
+    <w:p>
+      <w:pPr>
+        <w:bidi/>
+        <w:jc w:val="both"/>
+        <w:rPr>
+          <w:rFonts w:ascii="Sakkal Majalla" w:hAnsi="Sakkal Majalla" w:cs="Sakkal Majalla"/>
+          <w:sz w:val="28"/>
+          <w:szCs w:val="28"/>
+          <w:rtl/>
+        </w:rPr>
+      </w:pPr>
+      <w:r>
+        <w:rPr>
+          <w:rFonts w:ascii="Sakkal Majalla" w:hAnsi="Sakkal Majalla" w:cs="Sakkal Majalla" w:hint="cs"/>
+          <w:sz w:val="28"/>
+          <w:szCs w:val="28"/>
+          <w:rtl/>
+        </w:rPr>
+        <w:t>الأعداد 14 و 26 تُشير إلى امتحان أليم. كيف حدث بأن الله اقتاد رجلاً تقيًا "</w:t>
+      </w:r>
+      <w:r>
+        <w:rPr>
+          <w:rFonts w:ascii="Sakkal Majalla" w:hAnsi="Sakkal Majalla" w:cs="Sakkal Majalla" w:hint="cs"/>
+          <w:sz w:val="28"/>
+          <w:szCs w:val="28"/>
+          <w:rtl/>
+        </w:rPr>
+        <w:t xml:space="preserve">يوميًا </w:t>
+      </w:r>
+      <w:r>
+        <w:rPr>
+          <w:rFonts w:ascii="Sakkal Majalla" w:hAnsi="Sakkal Majalla" w:cs="Sakkal Majalla"/>
+          <w:sz w:val="28"/>
+          <w:szCs w:val="28"/>
+          <w:rtl/>
+        </w:rPr>
+        <w:t>غَسَل بِالنَّقَاوَةِ يَدَي</w:t>
+      </w:r>
+      <w:r>
+        <w:rPr>
+          <w:rFonts w:ascii="Sakkal Majalla" w:hAnsi="Sakkal Majalla" w:cs="Sakkal Majalla" w:hint="cs"/>
+          <w:sz w:val="28"/>
+          <w:szCs w:val="28"/>
+          <w:rtl/>
+        </w:rPr>
+        <w:t>ه"، في مثل هذا الطريق؟ صحيح أن آساف تجنّب الشر وتدرب في البرّ؛ لكن الله رأى في قلبه جذرًا رديئًا كان ينبغي أن يُباد، ألا وهو الغيرة من الذين ينجحون في طريقهم ويغتنون.</w:t>
+      </w:r>
+    </w:p>
+    <w:p>
+      <w:pPr>
+        <w:bidi/>
+        <w:jc w:val="both"/>
+        <w:rPr>
+          <w:rFonts w:ascii="Sakkal Majalla" w:hAnsi="Sakkal Majalla" w:cs="Sakkal Majalla"/>
+          <w:sz w:val="28"/>
+          <w:szCs w:val="28"/>
+          <w:rtl/>
+        </w:rPr>
+      </w:pPr>
+      <w:r>
+        <w:rPr>
+          <w:rFonts w:ascii="Sakkal Majalla" w:hAnsi="Sakkal Majalla" w:cs="Sakkal Majalla" w:hint="cs"/>
+          <w:sz w:val="28"/>
+          <w:szCs w:val="28"/>
+          <w:rtl/>
+        </w:rPr>
+        <w:t>إنه لا يكفي بأن يكون المؤمن في مستوى أخلاقي سامي ظاهريًا؛ فالرب يريد أيضًا بأن يرى قلوبنا، حياتنا الباطنية في توافق مع أفكاره. في هذه المنطقة كانت ثغرة في حياة آساف، والله أراده بأن يعيد نظره في ذلك. أفلا ينبغي علينا هنا أن نندهش من محبة الله، أناته ونعمته؟ إنه يسعى بطرد عدم الرضا من حياة ذلك الصدّيق وليهبه سعادة حقيقية في قلبه. غير أن هذا الهدف لم يكن من الممكن الوصول إليه إلا بدخول آساف مقادس الله. في هذا المكان المقدس كان يجب أن تُفتح عيناه.</w:t>
+      </w:r>
+    </w:p>
+    <w:p>
+      <w:pPr>
+        <w:bidi/>
+        <w:jc w:val="both"/>
+        <w:rPr>
+          <w:rFonts w:ascii="Sakkal Majalla" w:hAnsi="Sakkal Majalla" w:cs="Sakkal Majalla"/>
+          <w:sz w:val="28"/>
+          <w:szCs w:val="28"/>
+          <w:rtl/>
+        </w:rPr>
+      </w:pPr>
+      <w:r>
+        <w:rPr>
+          <w:rFonts w:ascii="Sakkal Majalla" w:hAnsi="Sakkal Majalla" w:cs="Sakkal Majalla" w:hint="cs"/>
+          <w:sz w:val="28"/>
+          <w:szCs w:val="28"/>
+          <w:rtl/>
+        </w:rPr>
+        <w:lastRenderedPageBreak/>
+        <w:t xml:space="preserve">عدد 21 </w:t>
+      </w:r>
+      <w:r>
+        <w:rPr>
+          <w:rFonts w:ascii="Sakkal Majalla" w:hAnsi="Sakkal Majalla" w:cs="Sakkal Majalla"/>
+          <w:sz w:val="28"/>
+          <w:szCs w:val="28"/>
+          <w:rtl/>
+        </w:rPr>
+        <w:t>–</w:t>
+      </w:r>
+      <w:r>
+        <w:rPr>
+          <w:rFonts w:ascii="Sakkal Majalla" w:hAnsi="Sakkal Majalla" w:cs="Sakkal Majalla" w:hint="cs"/>
+          <w:sz w:val="28"/>
+          <w:szCs w:val="28"/>
+          <w:rtl/>
+        </w:rPr>
+        <w:t xml:space="preserve"> 24</w:t>
+      </w:r>
+    </w:p>
+    <w:p>
+      <w:pPr>
+        <w:bidi/>
+        <w:jc w:val="both"/>
+        <w:rPr>
+          <w:rFonts w:ascii="Sakkal Majalla" w:hAnsi="Sakkal Majalla" w:cs="Sakkal Majalla"/>
+          <w:sz w:val="28"/>
+          <w:szCs w:val="28"/>
+          <w:rtl/>
+        </w:rPr>
+      </w:pPr>
+      <w:r>
+        <w:rPr>
+          <w:rFonts w:ascii="Sakkal Majalla" w:hAnsi="Sakkal Majalla" w:cs="Sakkal Majalla" w:hint="cs"/>
+          <w:sz w:val="28"/>
+          <w:szCs w:val="28"/>
+          <w:rtl/>
+        </w:rPr>
+        <w:t>لقد حدث تحوّل قاطع في أفكار آساف. غيرته من المتكبرين والأشرار اختفت، لأنه حصل على نور في مقادس الله عن مستقبل أولئك الناس. في قصة آساف كما يُعاد ذكرها هنا في سطور معدودة، لنا درس قيم للغاية.</w:t>
+      </w:r>
+    </w:p>
+    <w:p>
+      <w:pPr>
+        <w:bidi/>
+        <w:jc w:val="both"/>
+        <w:rPr>
+          <w:rFonts w:ascii="Sakkal Majalla" w:hAnsi="Sakkal Majalla" w:cs="Sakkal Majalla"/>
+          <w:sz w:val="28"/>
+          <w:szCs w:val="28"/>
+          <w:rtl/>
+        </w:rPr>
+      </w:pPr>
+      <w:r>
+        <w:rPr>
+          <w:rFonts w:ascii="Sakkal Majalla" w:hAnsi="Sakkal Majalla" w:cs="Sakkal Majalla" w:hint="cs"/>
+          <w:sz w:val="28"/>
+          <w:szCs w:val="28"/>
+          <w:rtl/>
+        </w:rPr>
+        <w:t xml:space="preserve">أفلا نشعر نحن أحيانًا بنقص في حكمنا بصورة سليمة في الأمور والناس؟ من أين هذا النقص؟ نحن لا نتحرك ولا نتداول في مقادس الله؛ وبمعنى آخر: نحن لا ننشغل بالقدر الكافي بكلمته ونهمل شركتنا مع الرب </w:t>
+      </w:r>
+      <w:r>
+        <w:rPr>
+          <w:rFonts w:ascii="Sakkal Majalla" w:hAnsi="Sakkal Majalla" w:cs="Sakkal Majalla"/>
+          <w:sz w:val="28"/>
+          <w:szCs w:val="28"/>
+          <w:rtl/>
+        </w:rPr>
+        <w:t>–</w:t>
+      </w:r>
+      <w:r>
+        <w:rPr>
+          <w:rFonts w:ascii="Sakkal Majalla" w:hAnsi="Sakkal Majalla" w:cs="Sakkal Majalla" w:hint="cs"/>
+          <w:sz w:val="28"/>
+          <w:szCs w:val="28"/>
+          <w:rtl/>
+        </w:rPr>
+        <w:t xml:space="preserve"> هما أمران فقط يمنحانا نورًا وتعليمًا إلهيًا. </w:t>
+      </w:r>
+    </w:p>
+    <w:p>
+      <w:pPr>
+        <w:bidi/>
+        <w:jc w:val="both"/>
+        <w:rPr>
+          <w:rFonts w:ascii="Sakkal Majalla" w:hAnsi="Sakkal Majalla" w:cs="Sakkal Majalla"/>
+          <w:sz w:val="28"/>
+          <w:szCs w:val="28"/>
+          <w:rtl/>
+        </w:rPr>
+      </w:pPr>
+      <w:r>
+        <w:rPr>
+          <w:rFonts w:ascii="Sakkal Majalla" w:hAnsi="Sakkal Majalla" w:cs="Sakkal Majalla" w:hint="cs"/>
+          <w:sz w:val="28"/>
+          <w:szCs w:val="28"/>
+          <w:rtl/>
+        </w:rPr>
+        <w:t>لقد جاز لآساف بأن يختبر هذا الاختبار المبارك. قبل ذلك كان مُرّ النفس: "</w:t>
+      </w:r>
+      <w:r>
+        <w:rPr>
+          <w:rFonts w:ascii="Sakkal Majalla" w:hAnsi="Sakkal Majalla" w:cs="Sakkal Majalla"/>
+          <w:sz w:val="28"/>
+          <w:szCs w:val="28"/>
+          <w:rtl/>
+        </w:rPr>
+        <w:t>أَنَا بَلِيدٌ</w:t>
+      </w:r>
+      <w:r>
+        <w:rPr>
+          <w:rFonts w:ascii="Sakkal Majalla" w:hAnsi="Sakkal Majalla" w:cs="Sakkal Majalla" w:hint="cs"/>
+          <w:sz w:val="28"/>
+          <w:szCs w:val="28"/>
+          <w:rtl/>
+        </w:rPr>
+        <w:t xml:space="preserve"> (بلا فهم)"، هو قال، "</w:t>
+      </w:r>
+      <w:r>
+        <w:rPr>
+          <w:rFonts w:ascii="Sakkal Majalla" w:hAnsi="Sakkal Majalla" w:cs="Sakkal Majalla"/>
+          <w:sz w:val="28"/>
+          <w:szCs w:val="28"/>
+          <w:rtl/>
+        </w:rPr>
+        <w:t>وَلاَ أَعْرِفُ</w:t>
+      </w:r>
+      <w:r>
+        <w:rPr>
+          <w:rFonts w:ascii="Sakkal Majalla" w:hAnsi="Sakkal Majalla" w:cs="Sakkal Majalla" w:hint="cs"/>
+          <w:sz w:val="28"/>
+          <w:szCs w:val="28"/>
+          <w:rtl/>
+        </w:rPr>
+        <w:t xml:space="preserve"> (لم أعرف شيئًا)</w:t>
+      </w:r>
+      <w:r>
+        <w:rPr>
+          <w:rFonts w:ascii="Sakkal Majalla" w:hAnsi="Sakkal Majalla" w:cs="Sakkal Majalla"/>
+          <w:sz w:val="28"/>
+          <w:szCs w:val="28"/>
+          <w:rtl/>
+        </w:rPr>
+        <w:t>. صِرْتُ كَبَهِيمٍ عِنْدَكَ.</w:t>
+      </w:r>
+      <w:r>
+        <w:rPr>
+          <w:rFonts w:ascii="Sakkal Majalla" w:hAnsi="Sakkal Majalla" w:cs="Sakkal Majalla" w:hint="cs"/>
+          <w:sz w:val="28"/>
+          <w:szCs w:val="28"/>
+          <w:rtl/>
+        </w:rPr>
+        <w:t>". هذه العبارات القوية تُظهر حالة في غاية التعاسة. ولكن هوذا، حينما طرح نفسه في ذلك المكان المبارك، حصل على نظرة واضحة للأمور من حوله. يا ليتنا نحفظ التعليم الذي فيه في قلوبنا!</w:t>
+      </w:r>
+    </w:p>
+    <w:p>
+      <w:pPr>
+        <w:bidi/>
+        <w:jc w:val="both"/>
+        <w:rPr>
+          <w:rFonts w:ascii="Sakkal Majalla" w:hAnsi="Sakkal Majalla" w:cs="Sakkal Majalla"/>
+          <w:sz w:val="28"/>
+          <w:szCs w:val="28"/>
+          <w:rtl/>
+        </w:rPr>
+      </w:pPr>
+      <w:r>
+        <w:rPr>
+          <w:rFonts w:ascii="Sakkal Majalla" w:hAnsi="Sakkal Majalla" w:cs="Sakkal Majalla" w:hint="cs"/>
+          <w:sz w:val="28"/>
+          <w:szCs w:val="28"/>
+          <w:rtl/>
+        </w:rPr>
+        <w:t xml:space="preserve">أعداد 25 </w:t>
+      </w:r>
+      <w:r>
+        <w:rPr>
+          <w:rFonts w:ascii="Sakkal Majalla" w:hAnsi="Sakkal Majalla" w:cs="Sakkal Majalla"/>
+          <w:sz w:val="28"/>
+          <w:szCs w:val="28"/>
+          <w:rtl/>
+        </w:rPr>
+        <w:t>–</w:t>
+      </w:r>
+      <w:r>
+        <w:rPr>
+          <w:rFonts w:ascii="Sakkal Majalla" w:hAnsi="Sakkal Majalla" w:cs="Sakkal Majalla" w:hint="cs"/>
+          <w:sz w:val="28"/>
+          <w:szCs w:val="28"/>
+          <w:rtl/>
+        </w:rPr>
+        <w:t xml:space="preserve"> 28</w:t>
+      </w:r>
+    </w:p>
+    <w:p>
+      <w:pPr>
+        <w:bidi/>
+        <w:jc w:val="both"/>
+        <w:rPr>
+          <w:rFonts w:ascii="Sakkal Majalla" w:hAnsi="Sakkal Majalla" w:cs="Sakkal Majalla"/>
+          <w:sz w:val="28"/>
+          <w:szCs w:val="28"/>
+          <w:rtl/>
+        </w:rPr>
+      </w:pPr>
+      <w:r>
+        <w:rPr>
+          <w:rFonts w:ascii="Sakkal Majalla" w:hAnsi="Sakkal Majalla" w:cs="Sakkal Majalla" w:hint="cs"/>
+          <w:sz w:val="28"/>
+          <w:szCs w:val="28"/>
+          <w:rtl/>
+        </w:rPr>
+        <w:t xml:space="preserve">التغيير الذي نلامسه هنا يمنح الحق للسؤال، ما الذي يعمل هذا التحوّل؟ قبل ذلك كان آساف تعيسًا وبلا رضا، هو غار من المتكبرين والأشرار </w:t>
+      </w:r>
+      <w:r>
+        <w:rPr>
+          <w:rFonts w:ascii="Sakkal Majalla" w:hAnsi="Sakkal Majalla" w:cs="Sakkal Majalla"/>
+          <w:sz w:val="28"/>
+          <w:szCs w:val="28"/>
+          <w:rtl/>
+        </w:rPr>
+        <w:t>–</w:t>
+      </w:r>
+      <w:r>
+        <w:rPr>
+          <w:rFonts w:ascii="Sakkal Majalla" w:hAnsi="Sakkal Majalla" w:cs="Sakkal Majalla" w:hint="cs"/>
+          <w:sz w:val="28"/>
+          <w:szCs w:val="28"/>
+          <w:rtl/>
+        </w:rPr>
+        <w:t xml:space="preserve"> والآن فقد غاب عنه كل استياء. نعم، وأكثر من هذا، فقد قال: "</w:t>
+      </w:r>
+      <w:r>
+        <w:rPr>
+          <w:rFonts w:ascii="Sakkal Majalla" w:hAnsi="Sakkal Majalla" w:cs="Sakkal Majalla"/>
+          <w:sz w:val="28"/>
+          <w:szCs w:val="28"/>
+          <w:rtl/>
+        </w:rPr>
+        <w:t xml:space="preserve"> 25 مَنْ لِي فِي السَّمَاءِ؟ وَمَعَكَ لاَ أُرِيدُ شَيْئًا فِي الأَرْضِ.</w:t>
+      </w:r>
+      <w:r>
+        <w:rPr>
+          <w:rFonts w:ascii="Sakkal Majalla" w:hAnsi="Sakkal Majalla" w:cs="Sakkal Majalla" w:hint="cs"/>
+          <w:sz w:val="28"/>
+          <w:szCs w:val="28"/>
+          <w:rtl/>
+        </w:rPr>
+        <w:t>" نحن لا نسمع بأن امتحانه توقف، غير أنه يقول: "</w:t>
+      </w:r>
+      <w:r>
+        <w:rPr>
+          <w:rtl/>
+        </w:rPr>
+        <w:t xml:space="preserve"> </w:t>
+      </w:r>
+      <w:r>
+        <w:rPr>
+          <w:rFonts w:ascii="Sakkal Majalla" w:hAnsi="Sakkal Majalla" w:cs="Sakkal Majalla"/>
+          <w:sz w:val="28"/>
+          <w:szCs w:val="28"/>
+          <w:rtl/>
+        </w:rPr>
+        <w:t>قَدْ فَنِيَ لَحْمِي وَقَلْبِي</w:t>
+      </w:r>
+      <w:r>
+        <w:rPr>
+          <w:rFonts w:ascii="Sakkal Majalla" w:hAnsi="Sakkal Majalla" w:cs="Sakkal Majalla" w:hint="cs"/>
+          <w:sz w:val="28"/>
+          <w:szCs w:val="28"/>
+          <w:rtl/>
+        </w:rPr>
+        <w:t>..."،</w:t>
+      </w:r>
+    </w:p>
+    <w:p>
+      <w:pPr>
+        <w:bidi/>
+        <w:jc w:val="both"/>
+        <w:rPr>
+          <w:rFonts w:ascii="Sakkal Majalla" w:hAnsi="Sakkal Majalla" w:cs="Sakkal Majalla"/>
+          <w:sz w:val="28"/>
+          <w:szCs w:val="28"/>
+          <w:rtl/>
+        </w:rPr>
+      </w:pPr>
+      <w:r>
+        <w:rPr>
+          <w:rFonts w:ascii="Sakkal Majalla" w:hAnsi="Sakkal Majalla" w:cs="Sakkal Majalla" w:hint="cs"/>
+          <w:sz w:val="28"/>
+          <w:szCs w:val="28"/>
+          <w:rtl/>
+        </w:rPr>
+        <w:t>إن ظروفه الخارجية لم تتغير، لكنه اكتشف ما يكونه الله لأجله، وهذا ما يمنحه سلامًا، هدوءً وطمأنينة. في ذلك نحن نتذكر 1. تيموثاوس 6: 6: "</w:t>
+      </w:r>
+      <w:r>
+        <w:rPr>
+          <w:rFonts w:ascii="Sakkal Majalla" w:hAnsi="Sakkal Majalla" w:cs="Sakkal Majalla"/>
+          <w:sz w:val="28"/>
+          <w:szCs w:val="28"/>
+          <w:rtl/>
+        </w:rPr>
+        <w:t>وَأَمَّا التَّقْوَى مَعَ الْقَنَاعَةِ فَهِيَ تِجَارَةٌ عَظِيمَةٌ.  7 لأَنَّنَا لَمْ نَدْخُلِ الْعَالَمَ بِشَيْءٍ، وَوَاضِحٌ أَنَّنَا لاَ نَقْدِرُ أَنْ نَخْرُجَ مِنْهُ بِشَيْءٍ.</w:t>
+      </w:r>
+      <w:r>
+        <w:rPr>
+          <w:rFonts w:ascii="Sakkal Majalla" w:hAnsi="Sakkal Majalla" w:cs="Sakkal Majalla" w:hint="cs"/>
+          <w:sz w:val="28"/>
+          <w:szCs w:val="28"/>
+          <w:rtl/>
+        </w:rPr>
+        <w:t xml:space="preserve">" بالنسبة لآساف فقدت ممتلكات هذا العالم جاذبيتها، ومنذ أن دخل مقادس الله. هذا البارّ يُشير إلينا بطريق الاكتفاء والرضا، والأهم من ذلك </w:t>
+      </w:r>
+      <w:r>
+        <w:rPr>
+          <w:rFonts w:ascii="Sakkal Majalla" w:hAnsi="Sakkal Majalla" w:cs="Sakkal Majalla" w:hint="cs"/>
+          <w:sz w:val="28"/>
+          <w:szCs w:val="28"/>
+          <w:rtl/>
+        </w:rPr>
+        <w:t>با</w:t>
+      </w:r>
+      <w:r>
+        <w:rPr>
+          <w:rFonts w:ascii="Sakkal Majalla" w:hAnsi="Sakkal Majalla" w:cs="Sakkal Majalla" w:hint="cs"/>
+          <w:sz w:val="28"/>
+          <w:szCs w:val="28"/>
+          <w:rtl/>
+        </w:rPr>
+        <w:t>لفرح في الرب.</w:t>
+      </w:r>
+    </w:p>
+    <w:p>
+      <w:pPr>
+        <w:bidi/>
+        <w:jc w:val="both"/>
+        <w:rPr>
+          <w:rFonts w:ascii="Sakkal Majalla" w:hAnsi="Sakkal Majalla" w:cs="Sakkal Majalla"/>
+          <w:sz w:val="28"/>
+          <w:szCs w:val="28"/>
+          <w:rtl/>
+        </w:rPr>
+      </w:pPr>
+      <w:r>
+        <w:rPr>
+          <w:rFonts w:ascii="Sakkal Majalla" w:hAnsi="Sakkal Majalla" w:cs="Sakkal Majalla"/>
+          <w:sz w:val="28"/>
+          <w:szCs w:val="28"/>
+        </w:rPr>
+        <w:t>Wenn wir diesen Psalm Asaphs mit dem dreiundsechzigsten</w:t>
+      </w:r>
+      <w:bookmarkStart w:id="0" w:name="_GoBack"/>
+      <w:bookmarkEnd w:id="0"/>
+    </w:p>
+    <w:p>
+      <w:pPr>
+        <w:bidi/>
+        <w:jc w:val="both"/>
+        <w:rPr>
+          <w:rFonts w:ascii="Sakkal Majalla" w:hAnsi="Sakkal Majalla" w:cs="Sakkal Majalla"/>
+          <w:sz w:val="28"/>
+          <w:szCs w:val="28"/>
+          <w:rtl/>
+        </w:rPr>
+      </w:pPr>
     </w:p>
     <w:sectPr>
-      <w:footnotePr>
-        <w:numRestart w:val="eachSect"/>
-      </w:footnotePr>
       <w:pgSz w:w="11906" w:h="16838"/>
       <w:pgMar w:top="1440" w:right="1440" w:bottom="1440" w:left="1440" w:header="708" w:footer="708" w:gutter="0"/>
       <w:cols w:space="708"/>
-      <w:bidi/>
-      <w:rtlGutter/>
       <w:docGrid w:linePitch="360"/>
     </w:sectPr>
   </w:body>
 </w:document>
 </file>
 
-<file path=word/numbering.xml><?xml version="1.0" encoding="utf-8"?>
-<w:numbering xmlns:wpc="http://schemas.microsoft.com/office/word/2010/wordprocessingCanvas" xmlns:cx="http://schemas.microsoft.com/office/drawing/2014/chartex" xmlns:cx1="http://schemas.microsoft.com/office/drawing/2015/9/8/chartex" xmlns:cx2="http://schemas.microsoft.com/office/drawing/2015/10/21/chartex" xmlns:cx3="http://schemas.microsoft.com/office/drawing/2016/5/9/chartex" xmlns:cx4="http://schemas.microsoft.com/office/drawing/2016/5/10/chartex" xmlns:cx5="http://schemas.microsoft.com/office/drawing/2016/5/11/chartex" xmlns:cx6="http://schemas.microsoft.com/office/drawing/2016/5/12/chartex" xmlns:cx7="http://schemas.microsoft.com/office/drawing/2016/5/13/chartex" xmlns:cx8="http://schemas.microsoft.com/office/drawing/2016/5/14/chartex" xmlns:mc="http://schemas.openxmlformats.org/markup-compatibility/2006" xmlns:aink="http://schemas.microsoft.com/office/drawing/2016/ink" xmlns:am3d="http://schemas.microsoft.com/office/drawing/2017/model3d" xmlns:o="urn:schemas-microsoft-com:office:office" xmlns:oel="http://schemas.microsoft.com/office/2019/extlst" xmlns:r="http://schemas.openxmlformats.org/officeDocument/2006/relationships" xmlns:m="http://schemas.openxmlformats.org/officeDocument/2006/math" xmlns:v="urn:schemas-microsoft-com:vml" xmlns:wp14="http://schemas.microsoft.com/office/word/2010/wordprocessingDrawing" xmlns:wp="http://schemas.openxmlformats.org/drawingml/2006/wordprocessingDrawing" xmlns:w10="urn:schemas-microsoft-com:office:word" xmlns:w="http://schemas.openxmlformats.org/wordprocessingml/2006/main" xmlns:w14="http://schemas.microsoft.com/office/word/2010/wordml" xmlns:w15="http://schemas.microsoft.com/office/word/2012/wordml" xmlns:w16cex="http://schemas.microsoft.com/office/word/2018/wordml/cex" xmlns:w16cid="http://schemas.microsoft.com/office/word/2016/wordml/cid" xmlns:w16="http://schemas.microsoft.com/office/word/2018/wordml" xmlns:w16sdtdh="http://schemas.microsoft.com/office/word/2020/wordml/sdtdatahash" xmlns:w16se="http://schemas.microsoft.com/office/word/2015/wordml/symex" xmlns:wpg="http://schemas.microsoft.com/office/word/2010/wordprocessingGroup" xmlns:wpi="http://schemas.microsoft.com/office/word/2010/wordprocessingInk" xmlns:wne="http://schemas.microsoft.com/office/word/2006/wordml" xmlns:wps="http://schemas.microsoft.com/office/word/2010/wordprocessingShape" mc:Ignorable="w14 w15 w16se w16cid w16 w16cex w16sdtdh wp14">
-  <w:abstractNum w:abstractNumId="0" w15:restartNumberingAfterBreak="0">
-    <w:nsid w:val="054E2E5F"/>
-    <w:multiLevelType w:val="hybridMultilevel"/>
-    <w:tmpl w:val="5D528610"/>
-    <w:lvl w:ilvl="0" w:tplc="0409000F">
-      <w:start w:val="1"/>
-      <w:numFmt w:val="decimal"/>
-      <w:lvlText w:val="%1."/>
-      <w:lvlJc w:val="left"/>
-      <w:pPr>
-        <w:ind w:left="720" w:hanging="360"/>
-      </w:pPr>
-      <w:rPr>
-        <w:rFonts w:hint="default"/>
-      </w:rPr>
-    </w:lvl>
-    <w:lvl w:ilvl="1" w:tplc="04090019" w:tentative="1">
-      <w:start w:val="1"/>
-      <w:numFmt w:val="lowerLetter"/>
-      <w:lvlText w:val="%2."/>
-      <w:lvlJc w:val="left"/>
-      <w:pPr>
-        <w:ind w:left="1440" w:hanging="360"/>
-      </w:pPr>
-    </w:lvl>
-    <w:lvl w:ilvl="2" w:tplc="0409001B" w:tentative="1">
-      <w:start w:val="1"/>
-      <w:numFmt w:val="lowerRoman"/>
-      <w:lvlText w:val="%3."/>
-      <w:lvlJc w:val="right"/>
-      <w:pPr>
-        <w:ind w:left="2160" w:hanging="180"/>
-      </w:pPr>
-    </w:lvl>
-    <w:lvl w:ilvl="3" w:tplc="0409000F" w:tentative="1">
-      <w:start w:val="1"/>
-      <w:numFmt w:val="decimal"/>
-      <w:lvlText w:val="%4."/>
-      <w:lvlJc w:val="left"/>
-      <w:pPr>
-        <w:ind w:left="2880" w:hanging="360"/>
-      </w:pPr>
-    </w:lvl>
-    <w:lvl w:ilvl="4" w:tplc="04090019" w:tentative="1">
-      <w:start w:val="1"/>
-      <w:numFmt w:val="lowerLetter"/>
-      <w:lvlText w:val="%5."/>
-      <w:lvlJc w:val="left"/>
-      <w:pPr>
-        <w:ind w:left="3600" w:hanging="360"/>
-      </w:pPr>
-    </w:lvl>
-    <w:lvl w:ilvl="5" w:tplc="0409001B" w:tentative="1">
-      <w:start w:val="1"/>
-      <w:numFmt w:val="lowerRoman"/>
-      <w:lvlText w:val="%6."/>
-      <w:lvlJc w:val="right"/>
-      <w:pPr>
-        <w:ind w:left="4320" w:hanging="180"/>
-      </w:pPr>
-    </w:lvl>
-    <w:lvl w:ilvl="6" w:tplc="0409000F" w:tentative="1">
-      <w:start w:val="1"/>
-      <w:numFmt w:val="decimal"/>
-      <w:lvlText w:val="%7."/>
-      <w:lvlJc w:val="left"/>
-      <w:pPr>
-        <w:ind w:left="5040" w:hanging="360"/>
-      </w:pPr>
-    </w:lvl>
-    <w:lvl w:ilvl="7" w:tplc="04090019" w:tentative="1">
-      <w:start w:val="1"/>
-      <w:numFmt w:val="lowerLetter"/>
-      <w:lvlText w:val="%8."/>
-      <w:lvlJc w:val="left"/>
-      <w:pPr>
-        <w:ind w:left="5760" w:hanging="360"/>
-      </w:pPr>
-    </w:lvl>
-    <w:lvl w:ilvl="8" w:tplc="0409001B" w:tentative="1">
-      <w:start w:val="1"/>
-      <w:numFmt w:val="lowerRoman"/>
-      <w:lvlText w:val="%9."/>
-      <w:lvlJc w:val="right"/>
-      <w:pPr>
-        <w:ind w:left="6480" w:hanging="180"/>
-      </w:pPr>
-    </w:lvl>
-  </w:abstractNum>
-  <w:num w:numId="1" w16cid:durableId="370884926">
-    <w:abstractNumId w:val="0"/>
-  </w:num>
-</w:numbering>
-</file>
-
 <file path=word/styles.xml><?xml version="1.0" encoding="utf-8"?>
-<w:styles xmlns:mc="http://schemas.openxmlformats.org/markup-compatibility/2006" xmlns:r="http://schemas.openxmlformats.org/officeDocument/2006/relationships" xmlns:w="http://schemas.openxmlformats.org/wordprocessingml/2006/main" xmlns:w14="http://schemas.microsoft.com/office/word/2010/wordml" xmlns:w15="http://schemas.microsoft.com/office/word/2012/wordml" xmlns:w16cex="http://schemas.microsoft.com/office/word/2018/wordml/cex" xmlns:w16cid="http://schemas.microsoft.com/office/word/2016/wordml/cid" xmlns:w16="http://schemas.microsoft.com/office/word/2018/wordml" xmlns:w16sdtdh="http://schemas.microsoft.com/office/word/2020/wordml/sdtdatahash" xmlns:w16se="http://schemas.microsoft.com/office/word/2015/wordml/symex" mc:Ignorable="w14 w15 w16se w16cid w16 w16cex w16sdtdh">
+<w:styles xmlns:mc="http://schemas.openxmlformats.org/markup-compatibility/2006" xmlns:r="http://schemas.openxmlformats.org/officeDocument/2006/relationships" xmlns:w="http://schemas.openxmlformats.org/wordprocessingml/2006/main" xmlns:w14="http://schemas.microsoft.com/office/word/2010/wordml" xmlns:w15="http://schemas.microsoft.com/office/word/2012/wordml" xmlns:w16cid="http://schemas.microsoft.com/office/word/2016/wordml/cid" xmlns:w16se="http://schemas.microsoft.com/office/word/2015/wordml/symex" mc:Ignorable="w14 w15 w16se w16cid">
   <w:docDefaults>
     <w:rPrDefault>
       <w:rPr>
-        <w:rFonts w:ascii="Sakkal Majalla" w:eastAsiaTheme="minorHAnsi" w:hAnsi="Sakkal Majalla" w:cs="Sakkal Majalla"/>
-        <w:sz w:val="28"/>
-        <w:szCs w:val="28"/>
-        <w:lang w:val="en-US" w:eastAsia="en-US" w:bidi="he-IL"/>
+        <w:rFonts w:asciiTheme="minorHAnsi" w:eastAsiaTheme="minorHAnsi" w:hAnsiTheme="minorHAnsi" w:cstheme="minorBidi"/>
+        <w:sz w:val="22"/>
+        <w:szCs w:val="22"/>
+        <w:lang w:val="en-IL" w:eastAsia="en-US" w:bidi="ar-SA"/>
       </w:rPr>
     </w:rPrDefault>
     <w:pPrDefault>
       <w:pPr>
-        <w:bidi/>
         <w:spacing w:after="160" w:line="259" w:lineRule="auto"/>
-        <w:jc w:val="both"/>
       </w:pPr>
     </w:pPrDefault>
   </w:docDefaults>
@@ -943,7 +1206,7 @@
     <w:basedOn w:val="DefaultParagraphFont"/>
     <w:uiPriority w:val="99"/>
     <w:unhideWhenUsed/>
-    <w:rsid w:val="00796E2D"/>
+    <w:rsid w:val="007209CA"/>
     <w:rPr>
       <w:color w:val="0563C1" w:themeColor="hyperlink"/>
       <w:u w:val="single"/>
@@ -955,40 +1218,17 @@
     <w:uiPriority w:val="99"/>
     <w:semiHidden/>
     <w:unhideWhenUsed/>
-    <w:rsid w:val="00796E2D"/>
+    <w:rsid w:val="007209CA"/>
     <w:rPr>
       <w:color w:val="605E5C"/>
       <w:shd w:val="clear" w:color="auto" w:fill="E1DFDD"/>
-    </w:rPr>
-  </w:style>
-  <w:style w:type="paragraph" w:styleId="ListParagraph">
-    <w:name w:val="List Paragraph"/>
-    <w:basedOn w:val="Normal"/>
-    <w:uiPriority w:val="34"/>
-    <w:qFormat/>
-    <w:rsid w:val="004565B9"/>
-    <w:pPr>
-      <w:ind w:left="720"/>
-      <w:contextualSpacing/>
-    </w:pPr>
-  </w:style>
-  <w:style w:type="character" w:styleId="FollowedHyperlink">
-    <w:name w:val="FollowedHyperlink"/>
-    <w:basedOn w:val="DefaultParagraphFont"/>
-    <w:uiPriority w:val="99"/>
-    <w:semiHidden/>
-    <w:unhideWhenUsed/>
-    <w:rsid w:val="000850CD"/>
-    <w:rPr>
-      <w:color w:val="954F72" w:themeColor="followedHyperlink"/>
-      <w:u w:val="single"/>
     </w:rPr>
   </w:style>
 </w:styles>
 </file>
 
 <file path=word/theme/theme1.xml><?xml version="1.0" encoding="utf-8"?>
-<a:theme xmlns:a="http://schemas.openxmlformats.org/drawingml/2006/main" name="Office Theme">
+<a:theme xmlns:a="http://schemas.openxmlformats.org/drawingml/2006/main" name="ערכת נושא Office">
   <a:themeElements>
     <a:clrScheme name="Office">
       <a:dk1>
@@ -1280,16 +1520,4 @@
     </a:ext>
   </a:extLst>
 </a:theme>
-</file>
-
-<file path=customXml/item1.xml><?xml version="1.0" encoding="utf-8"?>
-<b:Sources xmlns:b="http://schemas.openxmlformats.org/officeDocument/2006/bibliography" xmlns="http://schemas.openxmlformats.org/officeDocument/2006/bibliography" SelectedStyle="\APASixthEditionOfficeOnline.xsl" StyleName="APA" Version="6"/>
-</file>
-
-<file path=customXml/itemProps1.xml><?xml version="1.0" encoding="utf-8"?>
-<ds:datastoreItem xmlns:ds="http://schemas.openxmlformats.org/officeDocument/2006/customXml" ds:itemID="{3A0A6DEC-E294-48CB-A7C8-C47BC2B5F3D1}">
-  <ds:schemaRefs>
-    <ds:schemaRef ds:uri="http://schemas.openxmlformats.org/officeDocument/2006/bibliography"/>
-  </ds:schemaRefs>
-</ds:datastoreItem>
 </file>